--- a/docs/user_manual.docx
+++ b/docs/user_manual.docx
@@ -16,7 +16,7 @@
           <w:sz w:val="72"/>
           <w:szCs w:val="72"/>
         </w:rPr>
-        <w:t xml:space="preserve">PinaNet</w:t>
+        <w:t xml:space="preserve">TEGER</w:t>
       </w:r>
     </w:p>
     <w:p>
@@ -101,7 +101,7 @@
           <w:sz w:val="22"/>
           <w:szCs w:val="22"/>
         </w:rPr>
-        <w:t xml:space="preserve">PinaNet is a command-line bioinformatics tool for the automatic detection and annotation of Transposable Elements (TEs) in raw genomic sequences provided in FASTA format. It uses a hybrid deep learning architecture that combines DNABERT-2 with Bidirectional LSTM networks to classify genomic regions at three levels of taxonomic resolution.</w:t>
+        <w:t xml:space="preserve">TEGER is a command-line bioinformatics tool for the automatic detection and annotation of Transposable Elements (TEs) in raw genomic sequences provided in FASTA format. It uses a hybrid deep learning architecture that combines DNABERT-2 with Bidirectional LSTM networks to classify genomic regions at three levels of taxonomic resolution.</w:t>
       </w:r>
     </w:p>
     <w:p>
@@ -119,7 +119,7 @@
           <w:sz w:val="22"/>
           <w:szCs w:val="22"/>
         </w:rPr>
-        <w:t xml:space="preserve">PinaNet consists of two independent modules:</w:t>
+        <w:t xml:space="preserve">TEGER consists of two independent modules:</w:t>
       </w:r>
     </w:p>
     <w:p>
@@ -213,7 +213,7 @@
           <w:sz w:val="22"/>
           <w:szCs w:val="22"/>
         </w:rPr>
-        <w:t xml:space="preserve">The following example shows the minimum command to run PinaNet on a FASTA genome file, using default settings (binary classification, all available GPUs, 1 Mbp chunk size):</w:t>
+        <w:t xml:space="preserve">The following example shows the minimum command to run TEGER on a FASTA genome file, using default settings (binary classification, all available GPUs, 1 Mbp chunk size):</w:t>
       </w:r>
     </w:p>
     <w:p>
@@ -2126,7 +2126,7 @@
           <w:sz w:val="22"/>
           <w:szCs w:val="22"/>
         </w:rPr>
-        <w:t xml:space="preserve">When PinaNet starts, it prints a diagnostic log. Here is how to interpret the key messages:</w:t>
+        <w:t xml:space="preserve">When TEGER starts, it prints a diagnostic log. Here is how to interpret the key messages:</w:t>
       </w:r>
     </w:p>
     <w:tbl>
@@ -3512,7 +3512,7 @@
           <w:sz w:val="18"/>
           <w:szCs w:val="18"/>
         </w:rPr>
-        <w:t xml:space="preserve">chr1  PinaNet  LTR  10500  12400  .  +  .  ID=LTR_10500_12400</w:t>
+        <w:t xml:space="preserve">chr1  TEGER  LTR  10500  12400  .  +  .  ID=LTR_10500_12400</w:t>
       </w:r>
     </w:p>
     <w:p>
@@ -3528,7 +3528,7 @@
           <w:sz w:val="18"/>
           <w:szCs w:val="18"/>
         </w:rPr>
-        <w:t xml:space="preserve">chr1  PinaNet  LINE  15000  15800  .  +  .  ID=LINE_15000_15800</w:t>
+        <w:t xml:space="preserve">chr1  TEGER  LINE  15000  15800  .  +  .  ID=LINE_15000_15800</w:t>
       </w:r>
     </w:p>
     <w:p>
@@ -3581,7 +3581,7 @@
           <w:sz w:val="22"/>
           <w:szCs w:val="22"/>
         </w:rPr>
-        <w:t xml:space="preserve">Always 'PinaNet': </w:t>
+        <w:t xml:space="preserve">Always 'TEGER': </w:t>
       </w:r>
       <w:r>
         <w:rPr>
@@ -4689,7 +4689,7 @@
           <w:sz w:val="18"/>
           <w:szCs w:val="18"/>
         </w:rPr>
-        <w:t xml:space="preserve">PinaNet  |  Developed by Johan S. Piña — Master's in Bioinformatics, 2025</w:t>
+        <w:t xml:space="preserve">TEGER  |  Developed by Johan S. Piña — Master's in Bioinformatics, 2025</w:t>
       </w:r>
     </w:p>
     <w:sectPr>
@@ -4852,7 +4852,7 @@
         <w:sz w:val="18"/>
         <w:szCs w:val="18"/>
       </w:rPr>
-      <w:t xml:space="preserve">PinaNet — User Manual    |    v1.0    |    2025</w:t>
+      <w:t xml:space="preserve">TEGER — User Manual    |    v1.0    |    2025</w:t>
     </w:r>
   </w:p>
 </w:hdr>
